--- a/data/outputs/v2/Core_Mathematics/SS2.1_Similarity_and_Enlargement/Core_Mathematics_Similarity_and_Enlargement_FinalExplanation_TeacherKey.docx
+++ b/data/outputs/v2/Core_Mathematics/SS2.1_Similarity_and_Enlargement/Core_Mathematics_Similarity_and_Enlargement_FinalExplanation_TeacherKey.docx
@@ -2661,7 +2661,7 @@
         </w:rPr>
         <w:t xml:space="preserve">© 2026 SeaVuria and ARES. This work is licensed under a </w:t>
       </w:r>
-      <w:hyperlink w:history="1" r:id="rIddivdczjl_409sjlldc8dq">
+      <w:hyperlink w:history="1" r:id="rIdpgnkv3whfdsmrzyety8xo">
         <w:r>
           <w:rPr>
             <w:rFonts w:ascii="Arial" w:cs="Arial" w:eastAsia="Arial" w:hAnsi="Arial"/>
@@ -2681,7 +2681,7 @@
         </w:rPr>
         <w:t xml:space="preserve"> (</w:t>
       </w:r>
-      <w:hyperlink w:history="1" r:id="rIdq3eg5mjej_4qmvptc2ej3">
+      <w:hyperlink w:history="1" r:id="rIdxmkd6yrrp6uotv0cnmldn">
         <w:r>
           <w:rPr>
             <w:rFonts w:ascii="Arial" w:cs="Arial" w:eastAsia="Arial" w:hAnsi="Arial"/>
@@ -2701,7 +2701,7 @@
         </w:rPr>
         <w:t xml:space="preserve">). To view a copy of this license, visit </w:t>
       </w:r>
-      <w:hyperlink w:history="1" r:id="rIdck6tcpsfbq0exyw8mloua">
+      <w:hyperlink w:history="1" r:id="rIdengua9-o815mt5qu43bxy">
         <w:r>
           <w:rPr>
             <w:rFonts w:ascii="Arial" w:cs="Arial" w:eastAsia="Arial" w:hAnsi="Arial"/>

--- a/data/outputs/v2/Core_Mathematics/SS2.1_Similarity_and_Enlargement/Core_Mathematics_Similarity_and_Enlargement_FinalExplanation_TeacherKey.docx
+++ b/data/outputs/v2/Core_Mathematics/SS2.1_Similarity_and_Enlargement/Core_Mathematics_Similarity_and_Enlargement_FinalExplanation_TeacherKey.docx
@@ -2661,7 +2661,7 @@
         </w:rPr>
         <w:t xml:space="preserve">© 2026 SeaVuria and ARES. This work is licensed under a </w:t>
       </w:r>
-      <w:hyperlink w:history="1" r:id="rIdpgnkv3whfdsmrzyety8xo">
+      <w:hyperlink w:history="1" r:id="rIddjlojslxp1jheorowq12i">
         <w:r>
           <w:rPr>
             <w:rFonts w:ascii="Arial" w:cs="Arial" w:eastAsia="Arial" w:hAnsi="Arial"/>
@@ -2681,7 +2681,7 @@
         </w:rPr>
         <w:t xml:space="preserve"> (</w:t>
       </w:r>
-      <w:hyperlink w:history="1" r:id="rIdxmkd6yrrp6uotv0cnmldn">
+      <w:hyperlink w:history="1" r:id="rIdv5uudr1q1qvuhpftw7uvs">
         <w:r>
           <w:rPr>
             <w:rFonts w:ascii="Arial" w:cs="Arial" w:eastAsia="Arial" w:hAnsi="Arial"/>
@@ -2701,7 +2701,7 @@
         </w:rPr>
         <w:t xml:space="preserve">). To view a copy of this license, visit </w:t>
       </w:r>
-      <w:hyperlink w:history="1" r:id="rIdengua9-o815mt5qu43bxy">
+      <w:hyperlink w:history="1" r:id="rIdgmvrpxdwv4pefxt1kscji">
         <w:r>
           <w:rPr>
             <w:rFonts w:ascii="Arial" w:cs="Arial" w:eastAsia="Arial" w:hAnsi="Arial"/>

--- a/data/outputs/v2/Core_Mathematics/SS2.1_Similarity_and_Enlargement/Core_Mathematics_Similarity_and_Enlargement_FinalExplanation_TeacherKey.docx
+++ b/data/outputs/v2/Core_Mathematics/SS2.1_Similarity_and_Enlargement/Core_Mathematics_Similarity_and_Enlargement_FinalExplanation_TeacherKey.docx
@@ -2661,7 +2661,7 @@
         </w:rPr>
         <w:t xml:space="preserve">© 2026 SeaVuria and ARES. This work is licensed under a </w:t>
       </w:r>
-      <w:hyperlink w:history="1" r:id="rIddjlojslxp1jheorowq12i">
+      <w:hyperlink w:history="1" r:id="rId5kygoy6_z_qjfxpskhnio">
         <w:r>
           <w:rPr>
             <w:rFonts w:ascii="Arial" w:cs="Arial" w:eastAsia="Arial" w:hAnsi="Arial"/>
@@ -2681,7 +2681,7 @@
         </w:rPr>
         <w:t xml:space="preserve"> (</w:t>
       </w:r>
-      <w:hyperlink w:history="1" r:id="rIdv5uudr1q1qvuhpftw7uvs">
+      <w:hyperlink w:history="1" r:id="rIdoiisu-xq241wxchdou8gz">
         <w:r>
           <w:rPr>
             <w:rFonts w:ascii="Arial" w:cs="Arial" w:eastAsia="Arial" w:hAnsi="Arial"/>
@@ -2701,7 +2701,7 @@
         </w:rPr>
         <w:t xml:space="preserve">). To view a copy of this license, visit </w:t>
       </w:r>
-      <w:hyperlink w:history="1" r:id="rIdgmvrpxdwv4pefxt1kscji">
+      <w:hyperlink w:history="1" r:id="rIds-2lldlig_ugtmtrsivtr">
         <w:r>
           <w:rPr>
             <w:rFonts w:ascii="Arial" w:cs="Arial" w:eastAsia="Arial" w:hAnsi="Arial"/>

--- a/data/outputs/v2/Core_Mathematics/SS2.1_Similarity_and_Enlargement/Core_Mathematics_Similarity_and_Enlargement_FinalExplanation_TeacherKey.docx
+++ b/data/outputs/v2/Core_Mathematics/SS2.1_Similarity_and_Enlargement/Core_Mathematics_Similarity_and_Enlargement_FinalExplanation_TeacherKey.docx
@@ -2661,7 +2661,7 @@
         </w:rPr>
         <w:t xml:space="preserve">© 2026 SeaVuria and ARES. This work is licensed under a </w:t>
       </w:r>
-      <w:hyperlink w:history="1" r:id="rId5kygoy6_z_qjfxpskhnio">
+      <w:hyperlink w:history="1" r:id="rIdjqjedgcokyw_qhzdzjlep">
         <w:r>
           <w:rPr>
             <w:rFonts w:ascii="Arial" w:cs="Arial" w:eastAsia="Arial" w:hAnsi="Arial"/>
@@ -2681,7 +2681,7 @@
         </w:rPr>
         <w:t xml:space="preserve"> (</w:t>
       </w:r>
-      <w:hyperlink w:history="1" r:id="rIdoiisu-xq241wxchdou8gz">
+      <w:hyperlink w:history="1" r:id="rIdmecyojdwnvldi-5tfegyr">
         <w:r>
           <w:rPr>
             <w:rFonts w:ascii="Arial" w:cs="Arial" w:eastAsia="Arial" w:hAnsi="Arial"/>
@@ -2701,7 +2701,7 @@
         </w:rPr>
         <w:t xml:space="preserve">). To view a copy of this license, visit </w:t>
       </w:r>
-      <w:hyperlink w:history="1" r:id="rIds-2lldlig_ugtmtrsivtr">
+      <w:hyperlink w:history="1" r:id="rIdk2xb6kasstl8a8bdvj-ts">
         <w:r>
           <w:rPr>
             <w:rFonts w:ascii="Arial" w:cs="Arial" w:eastAsia="Arial" w:hAnsi="Arial"/>

--- a/data/outputs/v2/Core_Mathematics/SS2.1_Similarity_and_Enlargement/Core_Mathematics_Similarity_and_Enlargement_FinalExplanation_TeacherKey.docx
+++ b/data/outputs/v2/Core_Mathematics/SS2.1_Similarity_and_Enlargement/Core_Mathematics_Similarity_and_Enlargement_FinalExplanation_TeacherKey.docx
@@ -4,6 +4,7 @@
   <w:body>
     <w:p>
       <w:pPr>
+        <w:keepNext w:val="false"/>
         <w:spacing w:after="30" w:before="0"/>
         <w:jc w:val="center"/>
       </w:pPr>
@@ -23,6 +24,7 @@
     </w:p>
     <w:p>
       <w:pPr>
+        <w:keepNext w:val="false"/>
         <w:spacing w:after="60" w:before="0"/>
         <w:jc w:val="center"/>
       </w:pPr>
@@ -81,6 +83,7 @@
           </w:tcPr>
           <w:p>
             <w:pPr>
+              <w:keepNext w:val="false"/>
               <w:spacing w:after="40" w:before="0"/>
               <w:jc w:val="center"/>
             </w:pPr>
@@ -116,6 +119,7 @@
           </w:tcPr>
           <w:p>
             <w:pPr>
+              <w:keepNext w:val="false"/>
               <w:spacing w:after="40" w:before="0"/>
               <w:jc w:val="center"/>
             </w:pPr>
@@ -176,6 +180,7 @@
           </w:tcPr>
           <w:p>
             <w:pPr>
+              <w:keepNext w:val="false"/>
               <w:spacing w:after="40" w:before="0"/>
               <w:jc w:val="center"/>
             </w:pPr>
@@ -210,6 +215,7 @@
           </w:tcPr>
           <w:p>
             <w:pPr>
+              <w:keepNext w:val="false"/>
               <w:spacing w:after="40" w:before="0"/>
               <w:jc w:val="left"/>
             </w:pPr>
@@ -271,6 +277,7 @@
           </w:tcPr>
           <w:p>
             <w:pPr>
+              <w:keepNext/>
               <w:spacing w:after="40" w:before="0"/>
               <w:jc w:val="center"/>
             </w:pPr>
@@ -305,6 +312,7 @@
           </w:tcPr>
           <w:p>
             <w:pPr>
+              <w:keepNext w:val="false"/>
               <w:spacing w:after="40" w:before="0"/>
               <w:jc w:val="left"/>
             </w:pPr>
@@ -337,6 +345,7 @@
           </w:tcPr>
           <w:p>
             <w:pPr>
+              <w:keepNext w:val="false"/>
               <w:spacing w:after="40" w:before="0"/>
               <w:jc w:val="left"/>
             </w:pPr>
@@ -398,6 +407,7 @@
           </w:tcPr>
           <w:p>
             <w:pPr>
+              <w:keepNext/>
               <w:spacing w:after="40" w:before="0"/>
               <w:jc w:val="center"/>
             </w:pPr>
@@ -432,6 +442,7 @@
           </w:tcPr>
           <w:p>
             <w:pPr>
+              <w:keepNext w:val="false"/>
               <w:spacing w:after="40" w:before="0"/>
               <w:jc w:val="left"/>
             </w:pPr>
@@ -464,6 +475,7 @@
           </w:tcPr>
           <w:p>
             <w:pPr>
+              <w:keepNext w:val="false"/>
               <w:spacing w:after="40" w:before="0"/>
               <w:jc w:val="left"/>
             </w:pPr>
@@ -525,6 +537,7 @@
           </w:tcPr>
           <w:p>
             <w:pPr>
+              <w:keepNext/>
               <w:spacing w:after="40" w:before="0"/>
               <w:jc w:val="center"/>
             </w:pPr>
@@ -559,6 +572,7 @@
           </w:tcPr>
           <w:p>
             <w:pPr>
+              <w:keepNext w:val="false"/>
               <w:spacing w:after="40" w:before="0"/>
               <w:jc w:val="left"/>
             </w:pPr>
@@ -591,6 +605,7 @@
           </w:tcPr>
           <w:p>
             <w:pPr>
+              <w:keepNext w:val="false"/>
               <w:spacing w:after="40" w:before="0"/>
               <w:jc w:val="left"/>
             </w:pPr>
@@ -652,6 +667,7 @@
           </w:tcPr>
           <w:p>
             <w:pPr>
+              <w:keepNext/>
               <w:spacing w:after="40" w:before="0"/>
               <w:jc w:val="center"/>
             </w:pPr>
@@ -686,6 +702,7 @@
           </w:tcPr>
           <w:p>
             <w:pPr>
+              <w:keepNext w:val="false"/>
               <w:spacing w:after="40" w:before="0"/>
               <w:jc w:val="left"/>
             </w:pPr>
@@ -705,6 +722,7 @@
           </w:p>
           <w:p>
             <w:pPr>
+              <w:keepNext w:val="false"/>
               <w:spacing w:after="40" w:before="0"/>
               <w:jc w:val="left"/>
             </w:pPr>
@@ -755,6 +773,7 @@
                 </w:tcPr>
                 <w:p>
                   <w:pPr>
+                    <w:keepNext w:val="false"/>
                     <w:spacing w:after="40" w:before="0"/>
                     <w:jc w:val="left"/>
                   </w:pPr>
@@ -787,6 +806,7 @@
                 </w:tcPr>
                 <w:p>
                   <w:pPr>
+                    <w:keepNext w:val="false"/>
                     <w:spacing w:after="40" w:before="0"/>
                     <w:jc w:val="left"/>
                   </w:pPr>
@@ -819,6 +839,7 @@
                 </w:tcPr>
                 <w:p>
                   <w:pPr>
+                    <w:keepNext w:val="false"/>
                     <w:spacing w:after="40" w:before="0"/>
                     <w:jc w:val="left"/>
                   </w:pPr>
@@ -853,6 +874,7 @@
                 </w:tcPr>
                 <w:p>
                   <w:pPr>
+                    <w:keepNext w:val="false"/>
                     <w:spacing w:after="40" w:before="0"/>
                     <w:jc w:val="left"/>
                   </w:pPr>
@@ -885,6 +907,7 @@
                 </w:tcPr>
                 <w:p>
                   <w:pPr>
+                    <w:keepNext w:val="false"/>
                     <w:spacing w:after="60" w:before="0"/>
                     <w:jc w:val="left"/>
                   </w:pPr>
@@ -917,6 +940,7 @@
                 </w:tcPr>
                 <w:p>
                   <w:pPr>
+                    <w:keepNext w:val="false"/>
                     <w:spacing w:after="60" w:before="0"/>
                     <w:jc w:val="left"/>
                   </w:pPr>
@@ -951,6 +975,7 @@
                 </w:tcPr>
                 <w:p>
                   <w:pPr>
+                    <w:keepNext w:val="false"/>
                     <w:spacing w:after="40" w:before="0"/>
                     <w:jc w:val="left"/>
                   </w:pPr>
@@ -983,6 +1008,7 @@
                 </w:tcPr>
                 <w:p>
                   <w:pPr>
+                    <w:keepNext w:val="false"/>
                     <w:spacing w:after="60" w:before="0"/>
                     <w:jc w:val="left"/>
                   </w:pPr>
@@ -1015,6 +1041,7 @@
                 </w:tcPr>
                 <w:p>
                   <w:pPr>
+                    <w:keepNext w:val="false"/>
                     <w:spacing w:after="60" w:before="0"/>
                     <w:jc w:val="left"/>
                   </w:pPr>
@@ -1037,6 +1064,7 @@
           </w:tbl>
           <w:p>
             <w:pPr>
+              <w:keepNext w:val="false"/>
               <w:spacing w:after="60" w:before="0"/>
               <w:jc w:val="left"/>
             </w:pPr>
@@ -1056,6 +1084,7 @@
           </w:p>
           <w:p>
             <w:pPr>
+              <w:keepNext w:val="false"/>
               <w:spacing w:after="40" w:before="0"/>
               <w:jc w:val="left"/>
             </w:pPr>
@@ -1075,6 +1104,7 @@
           </w:p>
           <w:p>
             <w:pPr>
+              <w:keepNext w:val="false"/>
               <w:spacing w:after="40" w:before="0"/>
               <w:jc w:val="left"/>
             </w:pPr>
@@ -1094,6 +1124,7 @@
           </w:p>
           <w:p>
             <w:pPr>
+              <w:keepNext w:val="false"/>
               <w:spacing w:after="60" w:before="0"/>
               <w:jc w:val="left"/>
             </w:pPr>
@@ -1126,6 +1157,7 @@
           </w:tcPr>
           <w:p>
             <w:pPr>
+              <w:keepNext w:val="false"/>
               <w:spacing w:after="40" w:before="0"/>
               <w:jc w:val="left"/>
             </w:pPr>
@@ -1145,6 +1177,7 @@
           </w:p>
           <w:p>
             <w:pPr>
+              <w:keepNext w:val="false"/>
               <w:spacing w:after="40" w:before="0"/>
               <w:jc w:val="left"/>
             </w:pPr>
@@ -1164,6 +1197,7 @@
           </w:p>
           <w:p>
             <w:pPr>
+              <w:keepNext w:val="false"/>
               <w:spacing w:after="40" w:before="0"/>
               <w:jc w:val="left"/>
             </w:pPr>
@@ -1214,6 +1248,7 @@
                 </w:tcPr>
                 <w:p>
                   <w:pPr>
+                    <w:keepNext w:val="false"/>
                     <w:spacing w:after="40" w:before="0"/>
                     <w:jc w:val="left"/>
                   </w:pPr>
@@ -1246,6 +1281,7 @@
                 </w:tcPr>
                 <w:p>
                   <w:pPr>
+                    <w:keepNext w:val="false"/>
                     <w:spacing w:after="40" w:before="0"/>
                     <w:jc w:val="left"/>
                   </w:pPr>
@@ -1278,6 +1314,7 @@
                 </w:tcPr>
                 <w:p>
                   <w:pPr>
+                    <w:keepNext w:val="false"/>
                     <w:spacing w:after="40" w:before="0"/>
                     <w:jc w:val="left"/>
                   </w:pPr>
@@ -1312,6 +1349,7 @@
                 </w:tcPr>
                 <w:p>
                   <w:pPr>
+                    <w:keepNext w:val="false"/>
                     <w:spacing w:after="40" w:before="0"/>
                     <w:jc w:val="left"/>
                   </w:pPr>
@@ -1344,6 +1382,7 @@
                 </w:tcPr>
                 <w:p>
                   <w:pPr>
+                    <w:keepNext w:val="false"/>
                     <w:spacing w:after="40" w:before="0"/>
                     <w:jc w:val="left"/>
                   </w:pPr>
@@ -1376,6 +1415,7 @@
                 </w:tcPr>
                 <w:p>
                   <w:pPr>
+                    <w:keepNext w:val="false"/>
                     <w:spacing w:after="40" w:before="0"/>
                     <w:jc w:val="left"/>
                   </w:pPr>
@@ -1410,6 +1450,7 @@
                 </w:tcPr>
                 <w:p>
                   <w:pPr>
+                    <w:keepNext w:val="false"/>
                     <w:spacing w:after="40" w:before="0"/>
                     <w:jc w:val="left"/>
                   </w:pPr>
@@ -1442,6 +1483,7 @@
                 </w:tcPr>
                 <w:p>
                   <w:pPr>
+                    <w:keepNext w:val="false"/>
                     <w:spacing w:after="40" w:before="0"/>
                     <w:jc w:val="left"/>
                   </w:pPr>
@@ -1474,6 +1516,7 @@
                 </w:tcPr>
                 <w:p>
                   <w:pPr>
+                    <w:keepNext w:val="false"/>
                     <w:spacing w:after="40" w:before="0"/>
                     <w:jc w:val="left"/>
                   </w:pPr>
@@ -1496,6 +1539,7 @@
           </w:tbl>
           <w:p>
             <w:pPr>
+              <w:keepNext w:val="false"/>
               <w:spacing w:after="60" w:before="0"/>
               <w:jc w:val="left"/>
             </w:pPr>
@@ -1515,6 +1559,7 @@
           </w:p>
           <w:p>
             <w:pPr>
+              <w:keepNext w:val="false"/>
               <w:spacing w:after="40" w:before="0"/>
               <w:jc w:val="left"/>
             </w:pPr>
@@ -1534,6 +1579,7 @@
           </w:p>
           <w:p>
             <w:pPr>
+              <w:keepNext w:val="false"/>
               <w:spacing w:after="40" w:before="0"/>
               <w:jc w:val="left"/>
             </w:pPr>
@@ -1553,6 +1599,7 @@
           </w:p>
           <w:p>
             <w:pPr>
+              <w:keepNext w:val="false"/>
               <w:spacing w:after="60" w:before="0"/>
               <w:jc w:val="left"/>
             </w:pPr>
@@ -1614,6 +1661,7 @@
           </w:tcPr>
           <w:p>
             <w:pPr>
+              <w:keepNext/>
               <w:spacing w:after="40" w:before="0"/>
               <w:jc w:val="center"/>
             </w:pPr>
@@ -1648,6 +1696,7 @@
           </w:tcPr>
           <w:p>
             <w:pPr>
+              <w:keepNext w:val="false"/>
               <w:spacing w:after="40" w:before="0"/>
               <w:jc w:val="left"/>
             </w:pPr>
@@ -1680,6 +1729,7 @@
           </w:tcPr>
           <w:p>
             <w:pPr>
+              <w:keepNext w:val="false"/>
               <w:spacing w:after="40" w:before="0"/>
               <w:jc w:val="left"/>
             </w:pPr>
@@ -1743,6 +1793,7 @@
           </w:tcPr>
           <w:p>
             <w:pPr>
+              <w:keepNext w:val="false"/>
               <w:spacing w:after="40" w:before="0"/>
               <w:jc w:val="center"/>
             </w:pPr>
@@ -1777,6 +1828,7 @@
           </w:tcPr>
           <w:p>
             <w:pPr>
+              <w:keepNext w:val="false"/>
               <w:spacing w:after="40" w:before="0"/>
               <w:jc w:val="left"/>
             </w:pPr>
@@ -1809,6 +1861,7 @@
           </w:tcPr>
           <w:p>
             <w:pPr>
+              <w:keepNext w:val="false"/>
               <w:spacing w:after="40" w:before="0"/>
               <w:jc w:val="left"/>
             </w:pPr>
@@ -1841,6 +1894,7 @@
           </w:tcPr>
           <w:p>
             <w:pPr>
+              <w:keepNext w:val="false"/>
               <w:spacing w:after="40" w:before="0"/>
               <w:jc w:val="left"/>
             </w:pPr>
@@ -1873,6 +1927,7 @@
           </w:tcPr>
           <w:p>
             <w:pPr>
+              <w:keepNext w:val="false"/>
               <w:spacing w:after="40" w:before="0"/>
               <w:jc w:val="left"/>
             </w:pPr>
@@ -1907,6 +1962,7 @@
           </w:tcPr>
           <w:p>
             <w:pPr>
+              <w:keepNext w:val="false"/>
               <w:spacing w:after="40" w:before="0"/>
               <w:jc w:val="left"/>
             </w:pPr>
@@ -1939,6 +1995,7 @@
           </w:tcPr>
           <w:p>
             <w:pPr>
+              <w:keepNext w:val="false"/>
               <w:spacing w:after="40" w:before="0"/>
               <w:jc w:val="left"/>
             </w:pPr>
@@ -1971,6 +2028,7 @@
           </w:tcPr>
           <w:p>
             <w:pPr>
+              <w:keepNext w:val="false"/>
               <w:spacing w:after="40" w:before="0"/>
               <w:jc w:val="left"/>
             </w:pPr>
@@ -2003,6 +2061,7 @@
           </w:tcPr>
           <w:p>
             <w:pPr>
+              <w:keepNext w:val="false"/>
               <w:spacing w:after="40" w:before="0"/>
               <w:jc w:val="left"/>
             </w:pPr>
@@ -2037,6 +2096,7 @@
           </w:tcPr>
           <w:p>
             <w:pPr>
+              <w:keepNext w:val="false"/>
               <w:spacing w:after="40" w:before="0"/>
               <w:jc w:val="left"/>
             </w:pPr>
@@ -2069,6 +2129,7 @@
           </w:tcPr>
           <w:p>
             <w:pPr>
+              <w:keepNext w:val="false"/>
               <w:spacing w:after="40" w:before="0"/>
               <w:jc w:val="left"/>
             </w:pPr>
@@ -2101,6 +2162,7 @@
           </w:tcPr>
           <w:p>
             <w:pPr>
+              <w:keepNext w:val="false"/>
               <w:spacing w:after="40" w:before="0"/>
               <w:jc w:val="left"/>
             </w:pPr>
@@ -2133,6 +2195,7 @@
           </w:tcPr>
           <w:p>
             <w:pPr>
+              <w:keepNext w:val="false"/>
               <w:spacing w:after="40" w:before="0"/>
               <w:jc w:val="left"/>
             </w:pPr>
@@ -2167,6 +2230,7 @@
           </w:tcPr>
           <w:p>
             <w:pPr>
+              <w:keepNext w:val="false"/>
               <w:spacing w:after="40" w:before="0"/>
               <w:jc w:val="left"/>
             </w:pPr>
@@ -2199,6 +2263,7 @@
           </w:tcPr>
           <w:p>
             <w:pPr>
+              <w:keepNext w:val="false"/>
               <w:spacing w:after="40" w:before="0"/>
               <w:jc w:val="left"/>
             </w:pPr>
@@ -2231,6 +2296,7 @@
           </w:tcPr>
           <w:p>
             <w:pPr>
+              <w:keepNext w:val="false"/>
               <w:spacing w:after="40" w:before="0"/>
               <w:jc w:val="left"/>
             </w:pPr>
@@ -2263,6 +2329,7 @@
           </w:tcPr>
           <w:p>
             <w:pPr>
+              <w:keepNext w:val="false"/>
               <w:spacing w:after="40" w:before="0"/>
               <w:jc w:val="left"/>
             </w:pPr>
@@ -2297,6 +2364,7 @@
           </w:tcPr>
           <w:p>
             <w:pPr>
+              <w:keepNext w:val="false"/>
               <w:spacing w:after="40" w:before="0"/>
               <w:jc w:val="left"/>
             </w:pPr>
@@ -2329,6 +2397,7 @@
           </w:tcPr>
           <w:p>
             <w:pPr>
+              <w:keepNext w:val="false"/>
               <w:spacing w:after="40" w:before="0"/>
               <w:jc w:val="left"/>
             </w:pPr>
@@ -2361,6 +2430,7 @@
           </w:tcPr>
           <w:p>
             <w:pPr>
+              <w:keepNext w:val="false"/>
               <w:spacing w:after="40" w:before="0"/>
               <w:jc w:val="left"/>
             </w:pPr>
@@ -2393,6 +2463,7 @@
           </w:tcPr>
           <w:p>
             <w:pPr>
+              <w:keepNext w:val="false"/>
               <w:spacing w:after="40" w:before="0"/>
               <w:jc w:val="left"/>
             </w:pPr>
@@ -2427,6 +2498,7 @@
           </w:tcPr>
           <w:p>
             <w:pPr>
+              <w:keepNext w:val="false"/>
               <w:spacing w:after="40" w:before="0"/>
               <w:jc w:val="left"/>
             </w:pPr>
@@ -2459,6 +2531,7 @@
           </w:tcPr>
           <w:p>
             <w:pPr>
+              <w:keepNext w:val="false"/>
               <w:spacing w:after="40" w:before="0"/>
               <w:jc w:val="left"/>
             </w:pPr>
@@ -2491,6 +2564,7 @@
           </w:tcPr>
           <w:p>
             <w:pPr>
+              <w:keepNext w:val="false"/>
               <w:spacing w:after="40" w:before="0"/>
               <w:jc w:val="left"/>
             </w:pPr>
@@ -2523,6 +2597,7 @@
           </w:tcPr>
           <w:p>
             <w:pPr>
+              <w:keepNext w:val="false"/>
               <w:spacing w:after="40" w:before="0"/>
               <w:jc w:val="left"/>
             </w:pPr>
@@ -2661,7 +2736,7 @@
         </w:rPr>
         <w:t xml:space="preserve">© 2026 SeaVuria and ARES. This work is licensed under a </w:t>
       </w:r>
-      <w:hyperlink w:history="1" r:id="rIdjqjedgcokyw_qhzdzjlep">
+      <w:hyperlink w:history="1" r:id="rIdnry1xqx4v7_gcwr8ya3zd">
         <w:r>
           <w:rPr>
             <w:rFonts w:ascii="Arial" w:cs="Arial" w:eastAsia="Arial" w:hAnsi="Arial"/>
@@ -2681,7 +2756,7 @@
         </w:rPr>
         <w:t xml:space="preserve"> (</w:t>
       </w:r>
-      <w:hyperlink w:history="1" r:id="rIdmecyojdwnvldi-5tfegyr">
+      <w:hyperlink w:history="1" r:id="rId0dns4wa2bycqelarkiecm">
         <w:r>
           <w:rPr>
             <w:rFonts w:ascii="Arial" w:cs="Arial" w:eastAsia="Arial" w:hAnsi="Arial"/>
@@ -2701,7 +2776,7 @@
         </w:rPr>
         <w:t xml:space="preserve">). To view a copy of this license, visit </w:t>
       </w:r>
-      <w:hyperlink w:history="1" r:id="rIdk2xb6kasstl8a8bdvj-ts">
+      <w:hyperlink w:history="1" r:id="rId2ikyplvehmsnxvuiupkev">
         <w:r>
           <w:rPr>
             <w:rFonts w:ascii="Arial" w:cs="Arial" w:eastAsia="Arial" w:hAnsi="Arial"/>

--- a/data/outputs/v2/Core_Mathematics/SS2.1_Similarity_and_Enlargement/Core_Mathematics_Similarity_and_Enlargement_FinalExplanation_TeacherKey.docx
+++ b/data/outputs/v2/Core_Mathematics/SS2.1_Similarity_and_Enlargement/Core_Mathematics_Similarity_and_Enlargement_FinalExplanation_TeacherKey.docx
@@ -2736,7 +2736,7 @@
         </w:rPr>
         <w:t xml:space="preserve">© 2026 SeaVuria and ARES. This work is licensed under a </w:t>
       </w:r>
-      <w:hyperlink w:history="1" r:id="rIdnry1xqx4v7_gcwr8ya3zd">
+      <w:hyperlink w:history="1" r:id="rIdvgpzea0tj1pdwlowvcxob">
         <w:r>
           <w:rPr>
             <w:rFonts w:ascii="Arial" w:cs="Arial" w:eastAsia="Arial" w:hAnsi="Arial"/>
@@ -2756,7 +2756,7 @@
         </w:rPr>
         <w:t xml:space="preserve"> (</w:t>
       </w:r>
-      <w:hyperlink w:history="1" r:id="rId0dns4wa2bycqelarkiecm">
+      <w:hyperlink w:history="1" r:id="rIdodqilveyk3sowujesa2ai">
         <w:r>
           <w:rPr>
             <w:rFonts w:ascii="Arial" w:cs="Arial" w:eastAsia="Arial" w:hAnsi="Arial"/>
@@ -2776,7 +2776,7 @@
         </w:rPr>
         <w:t xml:space="preserve">). To view a copy of this license, visit </w:t>
       </w:r>
-      <w:hyperlink w:history="1" r:id="rId2ikyplvehmsnxvuiupkev">
+      <w:hyperlink w:history="1" r:id="rId-hb4_1eaczl3hgagqa27o">
         <w:r>
           <w:rPr>
             <w:rFonts w:ascii="Arial" w:cs="Arial" w:eastAsia="Arial" w:hAnsi="Arial"/>
